--- a/procedimientos_gris/00503-00-EPG003 Manual de uso del software GRIS.docx
+++ b/procedimientos_gris/00503-00-EPG003 Manual de uso del software GRIS.docx
@@ -17687,7 +17687,7 @@
                 <w:sz w:val="19"/>
                 <w:szCs w:val="19"/>
               </w:rPr>
-              <w:t>26/10/2026</w:t>
+              <w:t>29/10/2026</w:t>
             </w:r>
           </w:p>
         </w:tc>
@@ -18449,7 +18449,7 @@
               <w:sz w:val="16"/>
               <w:szCs w:val="16"/>
             </w:rPr>
-            <w:t>26/10/2026</w:t>
+            <w:t>29/10/2026</w:t>
           </w:r>
         </w:p>
       </w:tc>

--- a/procedimientos_gris/00503-00-EPG003 Manual de uso del software GRIS.docx
+++ b/procedimientos_gris/00503-00-EPG003 Manual de uso del software GRIS.docx
@@ -2612,7 +2612,7 @@
                 <w:sz w:val="19"/>
                 <w:szCs w:val="19"/>
               </w:rPr>
-              <w:t>28</w:t>
+              <w:t>29</w:t>
             </w:r>
           </w:p>
         </w:tc>
@@ -2706,7 +2706,7 @@
                 <w:sz w:val="19"/>
                 <w:szCs w:val="19"/>
               </w:rPr>
-              <w:t>30 a 33</w:t>
+              <w:t>31 a 34</w:t>
             </w:r>
           </w:p>
         </w:tc>
@@ -2800,7 +2800,7 @@
                 <w:sz w:val="19"/>
                 <w:szCs w:val="19"/>
               </w:rPr>
-              <w:t>34</w:t>
+              <w:t>35</w:t>
             </w:r>
           </w:p>
         </w:tc>
@@ -2894,7 +2894,7 @@
                 <w:sz w:val="19"/>
                 <w:szCs w:val="19"/>
               </w:rPr>
-              <w:t>36</w:t>
+              <w:t>37</w:t>
             </w:r>
           </w:p>
         </w:tc>
@@ -2988,7 +2988,7 @@
                 <w:sz w:val="19"/>
                 <w:szCs w:val="19"/>
               </w:rPr>
-              <w:t>37 a 40, 44</w:t>
+              <w:t>38 a 41, 45</w:t>
             </w:r>
           </w:p>
         </w:tc>
@@ -3082,7 +3082,7 @@
                 <w:sz w:val="19"/>
                 <w:szCs w:val="19"/>
               </w:rPr>
-              <w:t>42</w:t>
+              <w:t>43</w:t>
             </w:r>
           </w:p>
         </w:tc>
@@ -3176,7 +3176,7 @@
                 <w:sz w:val="19"/>
                 <w:szCs w:val="19"/>
               </w:rPr>
-              <w:t>46</w:t>
+              <w:t>47</w:t>
             </w:r>
           </w:p>
         </w:tc>
@@ -10874,7 +10874,7 @@
                 <w:sz w:val="19"/>
                 <w:szCs w:val="19"/>
               </w:rPr>
-              <w:t>Cada cuántos milímetros recorridos hacia adelante se toman imágenes automáticas (paso 28 de 00503-00-EPG001). No se toman al retroceder. Para no tomarlas, ingresar un paso mayor que el largo del núcleo.</w:t>
+              <w:t>Cada cuántos milímetros recorridos hacia adelante se toman imágenes automáticas (paso 29 de 00503-00-EPG001). No se toman al retroceder. Para no tomarlas, ingresar un paso mayor que el largo del núcleo.</w:t>
             </w:r>
           </w:p>
         </w:tc>
@@ -12994,7 +12994,7 @@
         <w:jc w:val="both"/>
       </w:pPr>
       <w:r>
-        <w:t>Verificación funcional (paso 34 de 00503-00-EPG001): tres muestras en el mismo punto deben tener todos sus golpes válidos y sonar igual al reproducirlas.</w:t>
+        <w:t>Verificación funcional (paso 35 de 00503-00-EPG001): tres muestras en el mismo punto deben tener todos sus golpes válidos y sonar igual al reproducirlas.</w:t>
       </w:r>
     </w:p>
     <w:p>
